--- a/a1_Simple_Regression_Part1/Homework 1 - Simple Regression Part I.docx
+++ b/a1_Simple_Regression_Part1/Homework 1 - Simple Regression Part I.docx
@@ -871,6 +871,15 @@
                 <w:sz w:val="44"/>
                 <w:szCs w:val="44"/>
               </w:rPr>
+              <w:t>X</w:t>
+            </w:r>
+            <w:r>
+              <w:rPr>
+                <w:rFonts w:asciiTheme="minorHAnsi" w:hAnsiTheme="minorHAnsi"/>
+                <w:noProof/>
+                <w:sz w:val="44"/>
+                <w:szCs w:val="44"/>
+              </w:rPr>
               <w:t xml:space="preserve"> </w:t>
             </w:r>
           </w:p>
@@ -1576,6 +1585,14 @@
                 <w:szCs w:val="44"/>
               </w:rPr>
             </w:pPr>
+            <w:r>
+              <w:rPr>
+                <w:rFonts w:asciiTheme="minorHAnsi" w:hAnsiTheme="minorHAnsi"/>
+                <w:sz w:val="44"/>
+                <w:szCs w:val="44"/>
+              </w:rPr>
+              <w:t>X</w:t>
+            </w:r>
           </w:p>
         </w:tc>
         <w:tc>
@@ -2427,6 +2444,14 @@
                 <w:szCs w:val="44"/>
               </w:rPr>
             </w:pPr>
+            <w:r>
+              <w:rPr>
+                <w:rFonts w:asciiTheme="minorHAnsi" w:hAnsiTheme="minorHAnsi"/>
+                <w:sz w:val="44"/>
+                <w:szCs w:val="44"/>
+              </w:rPr>
+              <w:t>X</w:t>
+            </w:r>
           </w:p>
         </w:tc>
         <w:tc>
@@ -3052,6 +3077,14 @@
                 <w:szCs w:val="44"/>
               </w:rPr>
             </w:pPr>
+            <w:r>
+              <w:rPr>
+                <w:rFonts w:asciiTheme="minorHAnsi" w:hAnsiTheme="minorHAnsi"/>
+                <w:sz w:val="44"/>
+                <w:szCs w:val="44"/>
+              </w:rPr>
+              <w:t>X</w:t>
+            </w:r>
           </w:p>
         </w:tc>
         <w:tc>
@@ -3602,6 +3635,46 @@
           <w:rFonts w:asciiTheme="minorHAnsi" w:hAnsiTheme="minorHAnsi"/>
         </w:rPr>
       </w:pPr>
+      <w:r>
+        <w:rPr>
+          <w:rFonts w:asciiTheme="minorHAnsi" w:hAnsiTheme="minorHAnsi"/>
+        </w:rPr>
+        <w:drawing>
+          <wp:inline distT="0" distB="0" distL="0" distR="0" wp14:anchorId="112989AC" wp14:editId="51D47BB1">
+            <wp:extent cx="5898391" cy="4602879"/>
+            <wp:effectExtent l="0" t="0" r="7620" b="7620"/>
+            <wp:docPr id="901326157" name="Picture 1" descr="A graph showing a number of dots&#10;&#10;AI-generated content may be incorrect."/>
+            <wp:cNvGraphicFramePr>
+              <a:graphicFrameLocks xmlns:a="http://schemas.openxmlformats.org/drawingml/2006/main" noChangeAspect="1"/>
+            </wp:cNvGraphicFramePr>
+            <a:graphic xmlns:a="http://schemas.openxmlformats.org/drawingml/2006/main">
+              <a:graphicData uri="http://schemas.openxmlformats.org/drawingml/2006/picture">
+                <pic:pic xmlns:pic="http://schemas.openxmlformats.org/drawingml/2006/picture">
+                  <pic:nvPicPr>
+                    <pic:cNvPr id="901326157" name="Picture 1" descr="A graph showing a number of dots&#10;&#10;AI-generated content may be incorrect."/>
+                    <pic:cNvPicPr/>
+                  </pic:nvPicPr>
+                  <pic:blipFill>
+                    <a:blip r:embed="rId11"/>
+                    <a:stretch>
+                      <a:fillRect/>
+                    </a:stretch>
+                  </pic:blipFill>
+                  <pic:spPr>
+                    <a:xfrm>
+                      <a:off x="0" y="0"/>
+                      <a:ext cx="5898391" cy="4602879"/>
+                    </a:xfrm>
+                    <a:prstGeom prst="rect">
+                      <a:avLst/>
+                    </a:prstGeom>
+                  </pic:spPr>
+                </pic:pic>
+              </a:graphicData>
+            </a:graphic>
+          </wp:inline>
+        </w:drawing>
+      </w:r>
     </w:p>
     <w:p>
       <w:pPr>
@@ -3730,219 +3803,36 @@
           <w14:ligatures w14:val="standardContextual"/>
         </w:rPr>
       </w:pPr>
-    </w:p>
-    <w:p>
-      <w:pPr>
-        <w:shd w:val="clear" w:color="auto" w:fill="FFFFFF"/>
-        <w:spacing w:after="240" w:line="330" w:lineRule="atLeast"/>
-        <w:ind w:left="360"/>
-        <w:contextualSpacing/>
-        <w:textAlignment w:val="baseline"/>
+      <w:r>
         <w:rPr>
           <w:rFonts w:asciiTheme="minorHAnsi" w:hAnsiTheme="minorHAnsi" w:cstheme="minorHAnsi"/>
           <w:color w:val="3C4043"/>
           <w:kern w:val="2"/>
           <w14:ligatures w14:val="standardContextual"/>
         </w:rPr>
-      </w:pPr>
-    </w:p>
-    <w:p>
-      <w:pPr>
-        <w:shd w:val="clear" w:color="auto" w:fill="FFFFFF"/>
-        <w:spacing w:after="240" w:line="330" w:lineRule="atLeast"/>
-        <w:ind w:left="360"/>
-        <w:contextualSpacing/>
-        <w:textAlignment w:val="baseline"/>
+        <w:t xml:space="preserve">There appears to be a strong </w:t>
+      </w:r>
+      <w:r>
         <w:rPr>
           <w:rFonts w:asciiTheme="minorHAnsi" w:hAnsiTheme="minorHAnsi" w:cstheme="minorHAnsi"/>
           <w:color w:val="3C4043"/>
           <w:kern w:val="2"/>
           <w14:ligatures w14:val="standardContextual"/>
         </w:rPr>
-      </w:pPr>
-    </w:p>
-    <w:p>
-      <w:pPr>
-        <w:shd w:val="clear" w:color="auto" w:fill="FFFFFF"/>
-        <w:spacing w:after="240" w:line="330" w:lineRule="atLeast"/>
-        <w:ind w:left="360"/>
-        <w:contextualSpacing/>
-        <w:textAlignment w:val="baseline"/>
+        <w:t xml:space="preserve">negative </w:t>
+      </w:r>
+      <w:r>
         <w:rPr>
           <w:rFonts w:asciiTheme="minorHAnsi" w:hAnsiTheme="minorHAnsi" w:cstheme="minorHAnsi"/>
           <w:color w:val="3C4043"/>
           <w:kern w:val="2"/>
           <w14:ligatures w14:val="standardContextual"/>
         </w:rPr>
-      </w:pPr>
+        <w:t xml:space="preserve">relationship between cellphone price and thickness. </w:t>
+      </w:r>
     </w:p>
     <w:p>
       <w:pPr>
-        <w:shd w:val="clear" w:color="auto" w:fill="FFFFFF"/>
-        <w:spacing w:after="240" w:line="330" w:lineRule="atLeast"/>
-        <w:ind w:left="360"/>
-        <w:contextualSpacing/>
-        <w:textAlignment w:val="baseline"/>
-        <w:rPr>
-          <w:rFonts w:asciiTheme="minorHAnsi" w:hAnsiTheme="minorHAnsi" w:cstheme="minorHAnsi"/>
-          <w:color w:val="3C4043"/>
-          <w:kern w:val="2"/>
-          <w14:ligatures w14:val="standardContextual"/>
-        </w:rPr>
-      </w:pPr>
-    </w:p>
-    <w:p>
-      <w:pPr>
-        <w:shd w:val="clear" w:color="auto" w:fill="FFFFFF"/>
-        <w:spacing w:after="240" w:line="330" w:lineRule="atLeast"/>
-        <w:ind w:left="360"/>
-        <w:contextualSpacing/>
-        <w:textAlignment w:val="baseline"/>
-        <w:rPr>
-          <w:rFonts w:asciiTheme="minorHAnsi" w:hAnsiTheme="minorHAnsi" w:cstheme="minorHAnsi"/>
-          <w:color w:val="3C4043"/>
-          <w:kern w:val="2"/>
-          <w14:ligatures w14:val="standardContextual"/>
-        </w:rPr>
-      </w:pPr>
-    </w:p>
-    <w:p>
-      <w:pPr>
-        <w:shd w:val="clear" w:color="auto" w:fill="FFFFFF"/>
-        <w:spacing w:after="240" w:line="330" w:lineRule="atLeast"/>
-        <w:ind w:left="360"/>
-        <w:contextualSpacing/>
-        <w:textAlignment w:val="baseline"/>
-        <w:rPr>
-          <w:rFonts w:asciiTheme="minorHAnsi" w:hAnsiTheme="minorHAnsi" w:cstheme="minorHAnsi"/>
-          <w:color w:val="3C4043"/>
-          <w:kern w:val="2"/>
-          <w14:ligatures w14:val="standardContextual"/>
-        </w:rPr>
-      </w:pPr>
-    </w:p>
-    <w:p>
-      <w:pPr>
-        <w:shd w:val="clear" w:color="auto" w:fill="FFFFFF"/>
-        <w:spacing w:after="240" w:line="330" w:lineRule="atLeast"/>
-        <w:ind w:left="360"/>
-        <w:contextualSpacing/>
-        <w:textAlignment w:val="baseline"/>
-        <w:rPr>
-          <w:rFonts w:asciiTheme="minorHAnsi" w:hAnsiTheme="minorHAnsi" w:cstheme="minorHAnsi"/>
-          <w:color w:val="3C4043"/>
-          <w:kern w:val="2"/>
-          <w14:ligatures w14:val="standardContextual"/>
-        </w:rPr>
-      </w:pPr>
-    </w:p>
-    <w:p>
-      <w:pPr>
-        <w:shd w:val="clear" w:color="auto" w:fill="FFFFFF"/>
-        <w:spacing w:after="240" w:line="330" w:lineRule="atLeast"/>
-        <w:ind w:left="360"/>
-        <w:contextualSpacing/>
-        <w:textAlignment w:val="baseline"/>
-        <w:rPr>
-          <w:rFonts w:asciiTheme="minorHAnsi" w:hAnsiTheme="minorHAnsi" w:cstheme="minorHAnsi"/>
-          <w:color w:val="3C4043"/>
-          <w:kern w:val="2"/>
-          <w14:ligatures w14:val="standardContextual"/>
-        </w:rPr>
-      </w:pPr>
-    </w:p>
-    <w:p>
-      <w:pPr>
-        <w:shd w:val="clear" w:color="auto" w:fill="FFFFFF"/>
-        <w:spacing w:after="240" w:line="330" w:lineRule="atLeast"/>
-        <w:ind w:left="360"/>
-        <w:contextualSpacing/>
-        <w:textAlignment w:val="baseline"/>
-        <w:rPr>
-          <w:rFonts w:asciiTheme="minorHAnsi" w:hAnsiTheme="minorHAnsi" w:cstheme="minorHAnsi"/>
-          <w:color w:val="3C4043"/>
-          <w:kern w:val="2"/>
-          <w14:ligatures w14:val="standardContextual"/>
-        </w:rPr>
-      </w:pPr>
-    </w:p>
-    <w:p>
-      <w:pPr>
-        <w:shd w:val="clear" w:color="auto" w:fill="FFFFFF"/>
-        <w:spacing w:after="240" w:line="330" w:lineRule="atLeast"/>
-        <w:ind w:left="360"/>
-        <w:contextualSpacing/>
-        <w:textAlignment w:val="baseline"/>
-        <w:rPr>
-          <w:rFonts w:asciiTheme="minorHAnsi" w:hAnsiTheme="minorHAnsi" w:cstheme="minorHAnsi"/>
-          <w:color w:val="3C4043"/>
-          <w:kern w:val="2"/>
-          <w14:ligatures w14:val="standardContextual"/>
-        </w:rPr>
-      </w:pPr>
-    </w:p>
-    <w:p>
-      <w:pPr>
-        <w:shd w:val="clear" w:color="auto" w:fill="FFFFFF"/>
-        <w:spacing w:after="240" w:line="330" w:lineRule="atLeast"/>
-        <w:ind w:left="360"/>
-        <w:contextualSpacing/>
-        <w:textAlignment w:val="baseline"/>
-        <w:rPr>
-          <w:rFonts w:asciiTheme="minorHAnsi" w:hAnsiTheme="minorHAnsi" w:cstheme="minorHAnsi"/>
-          <w:color w:val="3C4043"/>
-          <w:kern w:val="2"/>
-          <w14:ligatures w14:val="standardContextual"/>
-        </w:rPr>
-      </w:pPr>
-    </w:p>
-    <w:p>
-      <w:pPr>
-        <w:shd w:val="clear" w:color="auto" w:fill="FFFFFF"/>
-        <w:spacing w:after="240" w:line="330" w:lineRule="atLeast"/>
-        <w:ind w:left="360"/>
-        <w:contextualSpacing/>
-        <w:textAlignment w:val="baseline"/>
-        <w:rPr>
-          <w:rFonts w:asciiTheme="minorHAnsi" w:hAnsiTheme="minorHAnsi" w:cstheme="minorHAnsi"/>
-          <w:color w:val="3C4043"/>
-          <w:kern w:val="2"/>
-          <w14:ligatures w14:val="standardContextual"/>
-        </w:rPr>
-      </w:pPr>
-    </w:p>
-    <w:p>
-      <w:pPr>
-        <w:shd w:val="clear" w:color="auto" w:fill="FFFFFF"/>
-        <w:spacing w:after="240" w:line="330" w:lineRule="atLeast"/>
-        <w:ind w:left="360"/>
-        <w:contextualSpacing/>
-        <w:textAlignment w:val="baseline"/>
-        <w:rPr>
-          <w:rFonts w:asciiTheme="minorHAnsi" w:hAnsiTheme="minorHAnsi" w:cstheme="minorHAnsi"/>
-          <w:color w:val="3C4043"/>
-          <w:kern w:val="2"/>
-          <w14:ligatures w14:val="standardContextual"/>
-        </w:rPr>
-      </w:pPr>
-    </w:p>
-    <w:p>
-      <w:pPr>
-        <w:shd w:val="clear" w:color="auto" w:fill="FFFFFF"/>
-        <w:spacing w:after="240" w:line="330" w:lineRule="atLeast"/>
-        <w:ind w:left="360"/>
-        <w:contextualSpacing/>
-        <w:textAlignment w:val="baseline"/>
-        <w:rPr>
-          <w:rFonts w:asciiTheme="minorHAnsi" w:hAnsiTheme="minorHAnsi" w:cstheme="minorHAnsi"/>
-          <w:color w:val="3C4043"/>
-          <w:kern w:val="2"/>
-          <w14:ligatures w14:val="standardContextual"/>
-        </w:rPr>
-      </w:pPr>
-    </w:p>
-    <w:p>
-      <w:pPr>
         <w:spacing w:after="160" w:line="278" w:lineRule="auto"/>
         <w:rPr>
           <w:rFonts w:asciiTheme="minorHAnsi" w:hAnsiTheme="minorHAnsi"/>
@@ -3954,27 +3844,8 @@
       <w:r>
         <w:rPr>
           <w:rFonts w:asciiTheme="minorHAnsi" w:hAnsiTheme="minorHAnsi"/>
-          <w:b/>
-          <w:bCs/>
-          <w:color w:val="000000"/>
-        </w:rPr>
-        <w:br w:type="page"/>
-      </w:r>
-    </w:p>
-    <w:p>
-      <w:pPr>
-        <w:pStyle w:val="Heading3"/>
-        <w:rPr>
-          <w:rFonts w:asciiTheme="minorHAnsi" w:hAnsiTheme="minorHAnsi"/>
           <w:color w:val="000000" w:themeColor="text1"/>
         </w:rPr>
-      </w:pPr>
-      <w:r>
-        <w:rPr>
-          <w:rFonts w:asciiTheme="minorHAnsi" w:hAnsiTheme="minorHAnsi"/>
-          <w:color w:val="000000" w:themeColor="text1"/>
-        </w:rPr>
-        <w:lastRenderedPageBreak/>
         <w:t>Problem 6</w:t>
       </w:r>
       <w:r>
@@ -4515,6 +4386,650 @@
     </w:p>
     <w:p>
       <w:pPr>
+        <w:autoSpaceDE w:val="0"/>
+        <w:autoSpaceDN w:val="0"/>
+        <w:adjustRightInd w:val="0"/>
+        <w:rPr>
+          <w:rFonts w:ascii="Segoe UI" w:eastAsiaTheme="minorHAnsi" w:hAnsi="Segoe UI" w:cs="Segoe UI"/>
+          <w:color w:val="000000"/>
+          <w:sz w:val="18"/>
+          <w:szCs w:val="18"/>
+          <w14:ligatures w14:val="standardContextual"/>
+        </w:rPr>
+      </w:pPr>
+    </w:p>
+    <w:tbl>
+      <w:tblPr>
+        <w:tblW w:w="0" w:type="auto"/>
+        <w:tblInd w:w="-40" w:type="dxa"/>
+        <w:tblLayout w:type="fixed"/>
+        <w:tblCellMar>
+          <w:left w:w="40" w:type="dxa"/>
+          <w:right w:w="40" w:type="dxa"/>
+        </w:tblCellMar>
+        <w:tblLook w:val="0000" w:firstRow="0" w:lastRow="0" w:firstColumn="0" w:lastColumn="0" w:noHBand="0" w:noVBand="0"/>
+      </w:tblPr>
+      <w:tblGrid>
+        <w:gridCol w:w="935"/>
+        <w:gridCol w:w="1085"/>
+        <w:gridCol w:w="1115"/>
+        <w:gridCol w:w="920"/>
+        <w:gridCol w:w="1070"/>
+      </w:tblGrid>
+      <w:tr>
+        <w:tblPrEx>
+          <w:tblCellMar>
+            <w:top w:w="0" w:type="dxa"/>
+            <w:bottom w:w="0" w:type="dxa"/>
+          </w:tblCellMar>
+        </w:tblPrEx>
+        <w:trPr>
+          <w:trHeight w:val="239"/>
+          <w:tblHeader/>
+        </w:trPr>
+        <w:tc>
+          <w:tcPr>
+            <w:tcW w:w="935" w:type="dxa"/>
+            <w:vMerge w:val="restart"/>
+            <w:tcBorders>
+              <w:top w:val="nil"/>
+              <w:left w:val="nil"/>
+              <w:bottom w:val="nil"/>
+              <w:right w:val="nil"/>
+            </w:tcBorders>
+            <w:shd w:val="clear" w:color="auto" w:fill="D9D9D9"/>
+          </w:tcPr>
+          <w:p>
+            <w:pPr>
+              <w:autoSpaceDE w:val="0"/>
+              <w:autoSpaceDN w:val="0"/>
+              <w:adjustRightInd w:val="0"/>
+              <w:rPr>
+                <w:rFonts w:ascii="Segoe UI" w:eastAsiaTheme="minorHAnsi" w:hAnsi="Segoe UI" w:cs="Segoe UI"/>
+                <w:b/>
+                <w:bCs/>
+                <w:color w:val="000000"/>
+                <w:sz w:val="18"/>
+                <w:szCs w:val="18"/>
+                <w14:ligatures w14:val="standardContextual"/>
+              </w:rPr>
+            </w:pPr>
+            <w:r>
+              <w:rPr>
+                <w:rFonts w:ascii="Segoe UI" w:eastAsiaTheme="minorHAnsi" w:hAnsi="Segoe UI" w:cs="Segoe UI"/>
+                <w:b/>
+                <w:bCs/>
+                <w:color w:val="000000"/>
+                <w:sz w:val="18"/>
+                <w:szCs w:val="18"/>
+                <w14:ligatures w14:val="standardContextual"/>
+              </w:rPr>
+              <w:t>Term</w:t>
+            </w:r>
+          </w:p>
+        </w:tc>
+        <w:tc>
+          <w:tcPr>
+            <w:tcW w:w="1085" w:type="dxa"/>
+            <w:vMerge w:val="restart"/>
+            <w:tcBorders>
+              <w:top w:val="nil"/>
+              <w:left w:val="nil"/>
+              <w:bottom w:val="nil"/>
+              <w:right w:val="nil"/>
+            </w:tcBorders>
+            <w:shd w:val="clear" w:color="auto" w:fill="D9D9D9"/>
+          </w:tcPr>
+          <w:p>
+            <w:pPr>
+              <w:autoSpaceDE w:val="0"/>
+              <w:autoSpaceDN w:val="0"/>
+              <w:adjustRightInd w:val="0"/>
+              <w:jc w:val="right"/>
+              <w:rPr>
+                <w:rFonts w:ascii="Segoe UI" w:eastAsiaTheme="minorHAnsi" w:hAnsi="Segoe UI" w:cs="Segoe UI"/>
+                <w:b/>
+                <w:bCs/>
+                <w:color w:val="000000"/>
+                <w:sz w:val="18"/>
+                <w:szCs w:val="18"/>
+                <w14:ligatures w14:val="standardContextual"/>
+              </w:rPr>
+            </w:pPr>
+            <w:r>
+              <w:rPr>
+                <w:rFonts w:ascii="Segoe UI" w:eastAsiaTheme="minorHAnsi" w:hAnsi="Segoe UI" w:cs="Segoe UI"/>
+                <w:b/>
+                <w:bCs/>
+                <w:color w:val="000000"/>
+                <w:sz w:val="18"/>
+                <w:szCs w:val="18"/>
+                <w14:ligatures w14:val="standardContextual"/>
+              </w:rPr>
+              <w:t>Estimate</w:t>
+            </w:r>
+          </w:p>
+        </w:tc>
+        <w:tc>
+          <w:tcPr>
+            <w:tcW w:w="1115" w:type="dxa"/>
+            <w:vMerge w:val="restart"/>
+            <w:tcBorders>
+              <w:top w:val="nil"/>
+              <w:left w:val="nil"/>
+              <w:bottom w:val="nil"/>
+              <w:right w:val="nil"/>
+            </w:tcBorders>
+            <w:shd w:val="clear" w:color="auto" w:fill="D9D9D9"/>
+          </w:tcPr>
+          <w:p>
+            <w:pPr>
+              <w:autoSpaceDE w:val="0"/>
+              <w:autoSpaceDN w:val="0"/>
+              <w:adjustRightInd w:val="0"/>
+              <w:jc w:val="right"/>
+              <w:rPr>
+                <w:rFonts w:ascii="Segoe UI" w:eastAsiaTheme="minorHAnsi" w:hAnsi="Segoe UI" w:cs="Segoe UI"/>
+                <w:b/>
+                <w:bCs/>
+                <w:color w:val="000000"/>
+                <w:sz w:val="18"/>
+                <w:szCs w:val="18"/>
+                <w14:ligatures w14:val="standardContextual"/>
+              </w:rPr>
+            </w:pPr>
+            <w:r>
+              <w:rPr>
+                <w:rFonts w:ascii="Segoe UI" w:eastAsiaTheme="minorHAnsi" w:hAnsi="Segoe UI" w:cs="Segoe UI"/>
+                <w:b/>
+                <w:bCs/>
+                <w:color w:val="000000"/>
+                <w:sz w:val="18"/>
+                <w:szCs w:val="18"/>
+                <w14:ligatures w14:val="standardContextual"/>
+              </w:rPr>
+              <w:t>Std Error</w:t>
+            </w:r>
+          </w:p>
+        </w:tc>
+        <w:tc>
+          <w:tcPr>
+            <w:tcW w:w="920" w:type="dxa"/>
+            <w:vMerge w:val="restart"/>
+            <w:tcBorders>
+              <w:top w:val="nil"/>
+              <w:left w:val="nil"/>
+              <w:bottom w:val="nil"/>
+              <w:right w:val="nil"/>
+            </w:tcBorders>
+            <w:shd w:val="clear" w:color="auto" w:fill="D9D9D9"/>
+          </w:tcPr>
+          <w:p>
+            <w:pPr>
+              <w:autoSpaceDE w:val="0"/>
+              <w:autoSpaceDN w:val="0"/>
+              <w:adjustRightInd w:val="0"/>
+              <w:jc w:val="right"/>
+              <w:rPr>
+                <w:rFonts w:ascii="Segoe UI" w:eastAsiaTheme="minorHAnsi" w:hAnsi="Segoe UI" w:cs="Segoe UI"/>
+                <w:b/>
+                <w:bCs/>
+                <w:color w:val="000000"/>
+                <w:sz w:val="18"/>
+                <w:szCs w:val="18"/>
+                <w14:ligatures w14:val="standardContextual"/>
+              </w:rPr>
+            </w:pPr>
+            <w:r>
+              <w:rPr>
+                <w:rFonts w:ascii="Segoe UI" w:eastAsiaTheme="minorHAnsi" w:hAnsi="Segoe UI" w:cs="Segoe UI"/>
+                <w:b/>
+                <w:bCs/>
+                <w:color w:val="000000"/>
+                <w:sz w:val="18"/>
+                <w:szCs w:val="18"/>
+                <w14:ligatures w14:val="standardContextual"/>
+              </w:rPr>
+              <w:t>t Ratio</w:t>
+            </w:r>
+          </w:p>
+        </w:tc>
+        <w:tc>
+          <w:tcPr>
+            <w:tcW w:w="1070" w:type="dxa"/>
+            <w:vMerge w:val="restart"/>
+            <w:tcBorders>
+              <w:top w:val="nil"/>
+              <w:left w:val="nil"/>
+              <w:bottom w:val="nil"/>
+              <w:right w:val="nil"/>
+            </w:tcBorders>
+            <w:shd w:val="clear" w:color="auto" w:fill="D9D9D9"/>
+          </w:tcPr>
+          <w:p>
+            <w:pPr>
+              <w:autoSpaceDE w:val="0"/>
+              <w:autoSpaceDN w:val="0"/>
+              <w:adjustRightInd w:val="0"/>
+              <w:jc w:val="right"/>
+              <w:rPr>
+                <w:rFonts w:ascii="Segoe UI" w:eastAsiaTheme="minorHAnsi" w:hAnsi="Segoe UI" w:cs="Segoe UI"/>
+                <w:b/>
+                <w:bCs/>
+                <w:color w:val="000000"/>
+                <w:sz w:val="18"/>
+                <w:szCs w:val="18"/>
+                <w14:ligatures w14:val="standardContextual"/>
+              </w:rPr>
+            </w:pPr>
+            <w:r>
+              <w:rPr>
+                <w:rFonts w:ascii="Segoe UI" w:eastAsiaTheme="minorHAnsi" w:hAnsi="Segoe UI" w:cs="Segoe UI"/>
+                <w:b/>
+                <w:bCs/>
+                <w:color w:val="000000"/>
+                <w:sz w:val="18"/>
+                <w:szCs w:val="18"/>
+                <w14:ligatures w14:val="standardContextual"/>
+              </w:rPr>
+              <w:t>Prob&gt;|t|</w:t>
+            </w:r>
+          </w:p>
+        </w:tc>
+      </w:tr>
+      <w:tr>
+        <w:tblPrEx>
+          <w:tblCellMar>
+            <w:top w:w="0" w:type="dxa"/>
+            <w:bottom w:w="0" w:type="dxa"/>
+          </w:tblCellMar>
+        </w:tblPrEx>
+        <w:trPr>
+          <w:trHeight w:val="239"/>
+        </w:trPr>
+        <w:tc>
+          <w:tcPr>
+            <w:tcW w:w="935" w:type="dxa"/>
+            <w:vMerge w:val="restart"/>
+            <w:tcBorders>
+              <w:top w:val="nil"/>
+              <w:left w:val="nil"/>
+              <w:bottom w:val="nil"/>
+              <w:right w:val="nil"/>
+            </w:tcBorders>
+          </w:tcPr>
+          <w:p>
+            <w:pPr>
+              <w:autoSpaceDE w:val="0"/>
+              <w:autoSpaceDN w:val="0"/>
+              <w:adjustRightInd w:val="0"/>
+              <w:rPr>
+                <w:rFonts w:ascii="Segoe UI" w:eastAsiaTheme="minorHAnsi" w:hAnsi="Segoe UI" w:cs="Segoe UI"/>
+                <w:color w:val="000000"/>
+                <w:sz w:val="18"/>
+                <w:szCs w:val="18"/>
+                <w14:ligatures w14:val="standardContextual"/>
+              </w:rPr>
+            </w:pPr>
+            <w:r>
+              <w:rPr>
+                <w:rFonts w:ascii="Segoe UI" w:eastAsiaTheme="minorHAnsi" w:hAnsi="Segoe UI" w:cs="Segoe UI"/>
+                <w:color w:val="000000"/>
+                <w:sz w:val="18"/>
+                <w:szCs w:val="18"/>
+                <w14:ligatures w14:val="standardContextual"/>
+              </w:rPr>
+              <w:t>Intercept</w:t>
+            </w:r>
+          </w:p>
+        </w:tc>
+        <w:tc>
+          <w:tcPr>
+            <w:tcW w:w="1085" w:type="dxa"/>
+            <w:vMerge w:val="restart"/>
+            <w:tcBorders>
+              <w:top w:val="nil"/>
+              <w:left w:val="nil"/>
+              <w:bottom w:val="nil"/>
+              <w:right w:val="nil"/>
+            </w:tcBorders>
+          </w:tcPr>
+          <w:p>
+            <w:pPr>
+              <w:autoSpaceDE w:val="0"/>
+              <w:autoSpaceDN w:val="0"/>
+              <w:adjustRightInd w:val="0"/>
+              <w:jc w:val="right"/>
+              <w:rPr>
+                <w:rFonts w:ascii="Segoe UI" w:eastAsiaTheme="minorHAnsi" w:hAnsi="Segoe UI" w:cs="Segoe UI"/>
+                <w:color w:val="000000"/>
+                <w:sz w:val="18"/>
+                <w:szCs w:val="18"/>
+                <w14:ligatures w14:val="standardContextual"/>
+              </w:rPr>
+            </w:pPr>
+            <w:r>
+              <w:rPr>
+                <w:rFonts w:ascii="Segoe UI" w:eastAsiaTheme="minorHAnsi" w:hAnsi="Segoe UI" w:cs="Segoe UI"/>
+                <w:color w:val="000000"/>
+                <w:sz w:val="18"/>
+                <w:szCs w:val="18"/>
+                <w14:ligatures w14:val="standardContextual"/>
+              </w:rPr>
+              <w:t>4456.1015</w:t>
+            </w:r>
+          </w:p>
+        </w:tc>
+        <w:tc>
+          <w:tcPr>
+            <w:tcW w:w="1115" w:type="dxa"/>
+            <w:vMerge w:val="restart"/>
+            <w:tcBorders>
+              <w:top w:val="nil"/>
+              <w:left w:val="nil"/>
+              <w:bottom w:val="nil"/>
+              <w:right w:val="nil"/>
+            </w:tcBorders>
+          </w:tcPr>
+          <w:p>
+            <w:pPr>
+              <w:autoSpaceDE w:val="0"/>
+              <w:autoSpaceDN w:val="0"/>
+              <w:adjustRightInd w:val="0"/>
+              <w:jc w:val="right"/>
+              <w:rPr>
+                <w:rFonts w:ascii="Segoe UI" w:eastAsiaTheme="minorHAnsi" w:hAnsi="Segoe UI" w:cs="Segoe UI"/>
+                <w:color w:val="000000"/>
+                <w:sz w:val="18"/>
+                <w:szCs w:val="18"/>
+                <w14:ligatures w14:val="standardContextual"/>
+              </w:rPr>
+            </w:pPr>
+            <w:r>
+              <w:rPr>
+                <w:rFonts w:ascii="Segoe UI" w:eastAsiaTheme="minorHAnsi" w:hAnsi="Segoe UI" w:cs="Segoe UI"/>
+                <w:color w:val="000000"/>
+                <w:sz w:val="18"/>
+                <w:szCs w:val="18"/>
+                <w14:ligatures w14:val="standardContextual"/>
+              </w:rPr>
+              <w:t>177.9699</w:t>
+            </w:r>
+          </w:p>
+        </w:tc>
+        <w:tc>
+          <w:tcPr>
+            <w:tcW w:w="920" w:type="dxa"/>
+            <w:vMerge w:val="restart"/>
+            <w:tcBorders>
+              <w:top w:val="nil"/>
+              <w:left w:val="nil"/>
+              <w:bottom w:val="nil"/>
+              <w:right w:val="nil"/>
+            </w:tcBorders>
+          </w:tcPr>
+          <w:p>
+            <w:pPr>
+              <w:autoSpaceDE w:val="0"/>
+              <w:autoSpaceDN w:val="0"/>
+              <w:adjustRightInd w:val="0"/>
+              <w:jc w:val="right"/>
+              <w:rPr>
+                <w:rFonts w:ascii="Segoe UI" w:eastAsiaTheme="minorHAnsi" w:hAnsi="Segoe UI" w:cs="Segoe UI"/>
+                <w:color w:val="000000"/>
+                <w:sz w:val="18"/>
+                <w:szCs w:val="18"/>
+                <w14:ligatures w14:val="standardContextual"/>
+              </w:rPr>
+            </w:pPr>
+            <w:r>
+              <w:rPr>
+                <w:rFonts w:ascii="Segoe UI" w:eastAsiaTheme="minorHAnsi" w:hAnsi="Segoe UI" w:cs="Segoe UI"/>
+                <w:color w:val="000000"/>
+                <w:sz w:val="18"/>
+                <w:szCs w:val="18"/>
+                <w14:ligatures w14:val="standardContextual"/>
+              </w:rPr>
+              <w:t>25.04</w:t>
+            </w:r>
+          </w:p>
+        </w:tc>
+        <w:tc>
+          <w:tcPr>
+            <w:tcW w:w="1070" w:type="dxa"/>
+            <w:vMerge w:val="restart"/>
+            <w:tcBorders>
+              <w:top w:val="nil"/>
+              <w:left w:val="nil"/>
+              <w:bottom w:val="nil"/>
+              <w:right w:val="nil"/>
+            </w:tcBorders>
+          </w:tcPr>
+          <w:p>
+            <w:pPr>
+              <w:autoSpaceDE w:val="0"/>
+              <w:autoSpaceDN w:val="0"/>
+              <w:adjustRightInd w:val="0"/>
+              <w:jc w:val="right"/>
+              <w:rPr>
+                <w:rFonts w:ascii="Segoe UI" w:eastAsiaTheme="minorHAnsi" w:hAnsi="Segoe UI" w:cs="Segoe UI"/>
+                <w:color w:val="000000"/>
+                <w:sz w:val="18"/>
+                <w:szCs w:val="18"/>
+                <w14:ligatures w14:val="standardContextual"/>
+              </w:rPr>
+            </w:pPr>
+            <w:r>
+              <w:rPr>
+                <w:rFonts w:ascii="Segoe UI" w:eastAsiaTheme="minorHAnsi" w:hAnsi="Segoe UI" w:cs="Segoe UI"/>
+                <w:color w:val="C91629"/>
+                <w:sz w:val="18"/>
+                <w:szCs w:val="18"/>
+                <w14:ligatures w14:val="standardContextual"/>
+              </w:rPr>
+              <w:t>&lt;.0001*</w:t>
+            </w:r>
+          </w:p>
+        </w:tc>
+      </w:tr>
+      <w:tr>
+        <w:tblPrEx>
+          <w:tblCellMar>
+            <w:top w:w="0" w:type="dxa"/>
+            <w:bottom w:w="0" w:type="dxa"/>
+          </w:tblCellMar>
+        </w:tblPrEx>
+        <w:trPr>
+          <w:trHeight w:val="239"/>
+        </w:trPr>
+        <w:tc>
+          <w:tcPr>
+            <w:tcW w:w="935" w:type="dxa"/>
+            <w:vMerge w:val="restart"/>
+            <w:tcBorders>
+              <w:top w:val="nil"/>
+              <w:left w:val="nil"/>
+              <w:bottom w:val="nil"/>
+              <w:right w:val="nil"/>
+            </w:tcBorders>
+          </w:tcPr>
+          <w:p>
+            <w:pPr>
+              <w:autoSpaceDE w:val="0"/>
+              <w:autoSpaceDN w:val="0"/>
+              <w:adjustRightInd w:val="0"/>
+              <w:rPr>
+                <w:rFonts w:ascii="Segoe UI" w:eastAsiaTheme="minorHAnsi" w:hAnsi="Segoe UI" w:cs="Segoe UI"/>
+                <w:color w:val="000000"/>
+                <w:sz w:val="18"/>
+                <w:szCs w:val="18"/>
+                <w14:ligatures w14:val="standardContextual"/>
+              </w:rPr>
+            </w:pPr>
+            <w:r>
+              <w:rPr>
+                <w:rFonts w:ascii="Segoe UI" w:eastAsiaTheme="minorHAnsi" w:hAnsi="Segoe UI" w:cs="Segoe UI"/>
+                <w:color w:val="000000"/>
+                <w:sz w:val="18"/>
+                <w:szCs w:val="18"/>
+                <w14:ligatures w14:val="standardContextual"/>
+              </w:rPr>
+              <w:t>Thickness</w:t>
+            </w:r>
+          </w:p>
+        </w:tc>
+        <w:tc>
+          <w:tcPr>
+            <w:tcW w:w="1085" w:type="dxa"/>
+            <w:vMerge w:val="restart"/>
+            <w:tcBorders>
+              <w:top w:val="nil"/>
+              <w:left w:val="nil"/>
+              <w:bottom w:val="nil"/>
+              <w:right w:val="nil"/>
+            </w:tcBorders>
+          </w:tcPr>
+          <w:p>
+            <w:pPr>
+              <w:autoSpaceDE w:val="0"/>
+              <w:autoSpaceDN w:val="0"/>
+              <w:adjustRightInd w:val="0"/>
+              <w:jc w:val="right"/>
+              <w:rPr>
+                <w:rFonts w:ascii="Segoe UI" w:eastAsiaTheme="minorHAnsi" w:hAnsi="Segoe UI" w:cs="Segoe UI"/>
+                <w:color w:val="000000"/>
+                <w:sz w:val="18"/>
+                <w:szCs w:val="18"/>
+                <w14:ligatures w14:val="standardContextual"/>
+              </w:rPr>
+            </w:pPr>
+            <w:r>
+              <w:rPr>
+                <w:rFonts w:ascii="Segoe UI" w:eastAsiaTheme="minorHAnsi" w:hAnsi="Segoe UI" w:cs="Segoe UI"/>
+                <w:color w:val="000000"/>
+                <w:sz w:val="18"/>
+                <w:szCs w:val="18"/>
+                <w14:ligatures w14:val="standardContextual"/>
+              </w:rPr>
+              <w:t xml:space="preserve"> -251.1288</w:t>
+            </w:r>
+          </w:p>
+        </w:tc>
+        <w:tc>
+          <w:tcPr>
+            <w:tcW w:w="1115" w:type="dxa"/>
+            <w:vMerge w:val="restart"/>
+            <w:tcBorders>
+              <w:top w:val="nil"/>
+              <w:left w:val="nil"/>
+              <w:bottom w:val="nil"/>
+              <w:right w:val="nil"/>
+            </w:tcBorders>
+          </w:tcPr>
+          <w:p>
+            <w:pPr>
+              <w:autoSpaceDE w:val="0"/>
+              <w:autoSpaceDN w:val="0"/>
+              <w:adjustRightInd w:val="0"/>
+              <w:jc w:val="right"/>
+              <w:rPr>
+                <w:rFonts w:ascii="Segoe UI" w:eastAsiaTheme="minorHAnsi" w:hAnsi="Segoe UI" w:cs="Segoe UI"/>
+                <w:color w:val="000000"/>
+                <w:sz w:val="18"/>
+                <w:szCs w:val="18"/>
+                <w14:ligatures w14:val="standardContextual"/>
+              </w:rPr>
+            </w:pPr>
+            <w:r>
+              <w:rPr>
+                <w:rFonts w:ascii="Segoe UI" w:eastAsiaTheme="minorHAnsi" w:hAnsi="Segoe UI" w:cs="Segoe UI"/>
+                <w:color w:val="000000"/>
+                <w:sz w:val="18"/>
+                <w:szCs w:val="18"/>
+                <w14:ligatures w14:val="standardContextual"/>
+              </w:rPr>
+              <w:t>19.37492</w:t>
+            </w:r>
+          </w:p>
+        </w:tc>
+        <w:tc>
+          <w:tcPr>
+            <w:tcW w:w="920" w:type="dxa"/>
+            <w:vMerge w:val="restart"/>
+            <w:tcBorders>
+              <w:top w:val="nil"/>
+              <w:left w:val="nil"/>
+              <w:bottom w:val="nil"/>
+              <w:right w:val="nil"/>
+            </w:tcBorders>
+          </w:tcPr>
+          <w:p>
+            <w:pPr>
+              <w:autoSpaceDE w:val="0"/>
+              <w:autoSpaceDN w:val="0"/>
+              <w:adjustRightInd w:val="0"/>
+              <w:jc w:val="right"/>
+              <w:rPr>
+                <w:rFonts w:ascii="Segoe UI" w:eastAsiaTheme="minorHAnsi" w:hAnsi="Segoe UI" w:cs="Segoe UI"/>
+                <w:color w:val="000000"/>
+                <w:sz w:val="18"/>
+                <w:szCs w:val="18"/>
+                <w14:ligatures w14:val="standardContextual"/>
+              </w:rPr>
+            </w:pPr>
+            <w:r>
+              <w:rPr>
+                <w:rFonts w:ascii="Segoe UI" w:eastAsiaTheme="minorHAnsi" w:hAnsi="Segoe UI" w:cs="Segoe UI"/>
+                <w:color w:val="000000"/>
+                <w:sz w:val="18"/>
+                <w:szCs w:val="18"/>
+                <w14:ligatures w14:val="standardContextual"/>
+              </w:rPr>
+              <w:t xml:space="preserve"> -12.96</w:t>
+            </w:r>
+          </w:p>
+        </w:tc>
+        <w:tc>
+          <w:tcPr>
+            <w:tcW w:w="1070" w:type="dxa"/>
+            <w:vMerge w:val="restart"/>
+            <w:tcBorders>
+              <w:top w:val="nil"/>
+              <w:left w:val="nil"/>
+              <w:bottom w:val="nil"/>
+              <w:right w:val="nil"/>
+            </w:tcBorders>
+          </w:tcPr>
+          <w:p>
+            <w:pPr>
+              <w:autoSpaceDE w:val="0"/>
+              <w:autoSpaceDN w:val="0"/>
+              <w:adjustRightInd w:val="0"/>
+              <w:jc w:val="right"/>
+              <w:rPr>
+                <w:rFonts w:ascii="Segoe UI" w:eastAsiaTheme="minorHAnsi" w:hAnsi="Segoe UI" w:cs="Segoe UI"/>
+                <w:color w:val="000000"/>
+                <w:sz w:val="18"/>
+                <w:szCs w:val="18"/>
+                <w14:ligatures w14:val="standardContextual"/>
+              </w:rPr>
+            </w:pPr>
+            <w:r>
+              <w:rPr>
+                <w:rFonts w:ascii="Segoe UI" w:eastAsiaTheme="minorHAnsi" w:hAnsi="Segoe UI" w:cs="Segoe UI"/>
+                <w:color w:val="C91629"/>
+                <w:sz w:val="18"/>
+                <w:szCs w:val="18"/>
+                <w14:ligatures w14:val="standardContextual"/>
+              </w:rPr>
+              <w:t>&lt;.0001*</w:t>
+            </w:r>
+          </w:p>
+        </w:tc>
+      </w:tr>
+    </w:tbl>
+    <w:p>
+      <w:pPr>
         <w:shd w:val="clear" w:color="auto" w:fill="FFFFFF"/>
         <w:rPr>
           <w:rFonts w:asciiTheme="minorHAnsi" w:hAnsiTheme="minorHAnsi"/>
@@ -4630,6 +5145,27 @@
           <w:color w:val="000000"/>
         </w:rPr>
       </w:pPr>
+      <w:r>
+        <w:rPr>
+          <w:rFonts w:asciiTheme="minorHAnsi" w:hAnsiTheme="minorHAnsi"/>
+          <w:color w:val="000000"/>
+        </w:rPr>
+        <w:t xml:space="preserve">For every 1 mm increase in cellphone </w:t>
+      </w:r>
+      <w:r>
+        <w:rPr>
+          <w:rFonts w:asciiTheme="minorHAnsi" w:hAnsiTheme="minorHAnsi"/>
+          <w:color w:val="000000"/>
+        </w:rPr>
+        <w:t>thickness</w:t>
+      </w:r>
+      <w:r>
+        <w:rPr>
+          <w:rFonts w:asciiTheme="minorHAnsi" w:hAnsiTheme="minorHAnsi"/>
+          <w:color w:val="000000"/>
+        </w:rPr>
+        <w:t xml:space="preserve">, the model predicts that prices will decrease by approximately $251.13. </w:t>
+      </w:r>
     </w:p>
     <w:p>
       <w:pPr>
@@ -5236,6 +5772,492 @@
     </w:p>
     <w:p>
       <w:pPr>
+        <w:autoSpaceDE w:val="0"/>
+        <w:autoSpaceDN w:val="0"/>
+        <w:adjustRightInd w:val="0"/>
+        <w:rPr>
+          <w:rFonts w:ascii="Segoe UI" w:eastAsiaTheme="minorHAnsi" w:hAnsi="Segoe UI" w:cs="Segoe UI"/>
+          <w:color w:val="000000"/>
+          <w:sz w:val="18"/>
+          <w:szCs w:val="18"/>
+          <w14:ligatures w14:val="standardContextual"/>
+        </w:rPr>
+      </w:pPr>
+    </w:p>
+    <w:tbl>
+      <w:tblPr>
+        <w:tblW w:w="0" w:type="auto"/>
+        <w:tblInd w:w="-40" w:type="dxa"/>
+        <w:tblLayout w:type="fixed"/>
+        <w:tblCellMar>
+          <w:left w:w="40" w:type="dxa"/>
+          <w:right w:w="40" w:type="dxa"/>
+        </w:tblCellMar>
+        <w:tblLook w:val="0000" w:firstRow="0" w:lastRow="0" w:firstColumn="0" w:lastColumn="0" w:noHBand="0" w:noVBand="0"/>
+      </w:tblPr>
+      <w:tblGrid>
+        <w:gridCol w:w="2405"/>
+        <w:gridCol w:w="950"/>
+      </w:tblGrid>
+      <w:tr>
+        <w:tblPrEx>
+          <w:tblCellMar>
+            <w:top w:w="0" w:type="dxa"/>
+            <w:bottom w:w="0" w:type="dxa"/>
+          </w:tblCellMar>
+        </w:tblPrEx>
+        <w:trPr>
+          <w:trHeight w:val="239"/>
+        </w:trPr>
+        <w:tc>
+          <w:tcPr>
+            <w:tcW w:w="2405" w:type="dxa"/>
+            <w:vMerge w:val="restart"/>
+            <w:tcBorders>
+              <w:top w:val="nil"/>
+              <w:left w:val="nil"/>
+              <w:bottom w:val="nil"/>
+              <w:right w:val="nil"/>
+            </w:tcBorders>
+          </w:tcPr>
+          <w:p>
+            <w:pPr>
+              <w:autoSpaceDE w:val="0"/>
+              <w:autoSpaceDN w:val="0"/>
+              <w:adjustRightInd w:val="0"/>
+              <w:rPr>
+                <w:rFonts w:ascii="Segoe UI" w:eastAsiaTheme="minorHAnsi" w:hAnsi="Segoe UI" w:cs="Segoe UI"/>
+                <w:color w:val="000000"/>
+                <w:sz w:val="18"/>
+                <w:szCs w:val="18"/>
+                <w14:ligatures w14:val="standardContextual"/>
+              </w:rPr>
+            </w:pPr>
+            <w:proofErr w:type="spellStart"/>
+            <w:r>
+              <w:rPr>
+                <w:rFonts w:ascii="Segoe UI" w:eastAsiaTheme="minorHAnsi" w:hAnsi="Segoe UI" w:cs="Segoe UI"/>
+                <w:color w:val="000000"/>
+                <w:sz w:val="18"/>
+                <w:szCs w:val="18"/>
+                <w14:ligatures w14:val="standardContextual"/>
+              </w:rPr>
+              <w:t>RSquare</w:t>
+            </w:r>
+            <w:proofErr w:type="spellEnd"/>
+          </w:p>
+        </w:tc>
+        <w:tc>
+          <w:tcPr>
+            <w:tcW w:w="950" w:type="dxa"/>
+            <w:vMerge w:val="restart"/>
+            <w:tcBorders>
+              <w:top w:val="nil"/>
+              <w:left w:val="nil"/>
+              <w:bottom w:val="nil"/>
+              <w:right w:val="nil"/>
+            </w:tcBorders>
+          </w:tcPr>
+          <w:p>
+            <w:pPr>
+              <w:autoSpaceDE w:val="0"/>
+              <w:autoSpaceDN w:val="0"/>
+              <w:adjustRightInd w:val="0"/>
+              <w:jc w:val="right"/>
+              <w:rPr>
+                <w:rFonts w:ascii="Segoe UI" w:eastAsiaTheme="minorHAnsi" w:hAnsi="Segoe UI" w:cs="Segoe UI"/>
+                <w:color w:val="000000"/>
+                <w:sz w:val="18"/>
+                <w:szCs w:val="18"/>
+                <w14:ligatures w14:val="standardContextual"/>
+              </w:rPr>
+            </w:pPr>
+            <w:r>
+              <w:rPr>
+                <w:rFonts w:ascii="Segoe UI" w:eastAsiaTheme="minorHAnsi" w:hAnsi="Segoe UI" w:cs="Segoe UI"/>
+                <w:color w:val="000000"/>
+                <w:sz w:val="18"/>
+                <w:szCs w:val="18"/>
+                <w14:ligatures w14:val="standardContextual"/>
+              </w:rPr>
+              <w:t>0.513764</w:t>
+            </w:r>
+          </w:p>
+        </w:tc>
+      </w:tr>
+      <w:tr>
+        <w:tblPrEx>
+          <w:tblCellMar>
+            <w:top w:w="0" w:type="dxa"/>
+            <w:bottom w:w="0" w:type="dxa"/>
+          </w:tblCellMar>
+        </w:tblPrEx>
+        <w:trPr>
+          <w:trHeight w:val="239"/>
+        </w:trPr>
+        <w:tc>
+          <w:tcPr>
+            <w:tcW w:w="2405" w:type="dxa"/>
+            <w:vMerge w:val="restart"/>
+            <w:tcBorders>
+              <w:top w:val="nil"/>
+              <w:left w:val="nil"/>
+              <w:bottom w:val="nil"/>
+              <w:right w:val="nil"/>
+            </w:tcBorders>
+          </w:tcPr>
+          <w:p>
+            <w:pPr>
+              <w:autoSpaceDE w:val="0"/>
+              <w:autoSpaceDN w:val="0"/>
+              <w:adjustRightInd w:val="0"/>
+              <w:rPr>
+                <w:rFonts w:ascii="Segoe UI" w:eastAsiaTheme="minorHAnsi" w:hAnsi="Segoe UI" w:cs="Segoe UI"/>
+                <w:color w:val="000000"/>
+                <w:sz w:val="18"/>
+                <w:szCs w:val="18"/>
+                <w14:ligatures w14:val="standardContextual"/>
+              </w:rPr>
+            </w:pPr>
+            <w:proofErr w:type="spellStart"/>
+            <w:r>
+              <w:rPr>
+                <w:rFonts w:ascii="Segoe UI" w:eastAsiaTheme="minorHAnsi" w:hAnsi="Segoe UI" w:cs="Segoe UI"/>
+                <w:color w:val="000000"/>
+                <w:sz w:val="18"/>
+                <w:szCs w:val="18"/>
+                <w14:ligatures w14:val="standardContextual"/>
+              </w:rPr>
+              <w:t>RSquare</w:t>
+            </w:r>
+            <w:proofErr w:type="spellEnd"/>
+            <w:r>
+              <w:rPr>
+                <w:rFonts w:ascii="Segoe UI" w:eastAsiaTheme="minorHAnsi" w:hAnsi="Segoe UI" w:cs="Segoe UI"/>
+                <w:color w:val="000000"/>
+                <w:sz w:val="18"/>
+                <w:szCs w:val="18"/>
+                <w14:ligatures w14:val="standardContextual"/>
+              </w:rPr>
+              <w:t xml:space="preserve"> Adj</w:t>
+            </w:r>
+          </w:p>
+        </w:tc>
+        <w:tc>
+          <w:tcPr>
+            <w:tcW w:w="950" w:type="dxa"/>
+            <w:vMerge w:val="restart"/>
+            <w:tcBorders>
+              <w:top w:val="nil"/>
+              <w:left w:val="nil"/>
+              <w:bottom w:val="nil"/>
+              <w:right w:val="nil"/>
+            </w:tcBorders>
+          </w:tcPr>
+          <w:p>
+            <w:pPr>
+              <w:autoSpaceDE w:val="0"/>
+              <w:autoSpaceDN w:val="0"/>
+              <w:adjustRightInd w:val="0"/>
+              <w:jc w:val="right"/>
+              <w:rPr>
+                <w:rFonts w:ascii="Segoe UI" w:eastAsiaTheme="minorHAnsi" w:hAnsi="Segoe UI" w:cs="Segoe UI"/>
+                <w:color w:val="000000"/>
+                <w:sz w:val="18"/>
+                <w:szCs w:val="18"/>
+                <w14:ligatures w14:val="standardContextual"/>
+              </w:rPr>
+            </w:pPr>
+            <w:r>
+              <w:rPr>
+                <w:rFonts w:ascii="Segoe UI" w:eastAsiaTheme="minorHAnsi" w:hAnsi="Segoe UI" w:cs="Segoe UI"/>
+                <w:color w:val="000000"/>
+                <w:sz w:val="18"/>
+                <w:szCs w:val="18"/>
+                <w14:ligatures w14:val="standardContextual"/>
+              </w:rPr>
+              <w:t>0.510706</w:t>
+            </w:r>
+          </w:p>
+        </w:tc>
+      </w:tr>
+      <w:tr>
+        <w:tblPrEx>
+          <w:tblCellMar>
+            <w:top w:w="0" w:type="dxa"/>
+            <w:bottom w:w="0" w:type="dxa"/>
+          </w:tblCellMar>
+        </w:tblPrEx>
+        <w:trPr>
+          <w:trHeight w:val="239"/>
+        </w:trPr>
+        <w:tc>
+          <w:tcPr>
+            <w:tcW w:w="2405" w:type="dxa"/>
+            <w:vMerge w:val="restart"/>
+            <w:tcBorders>
+              <w:top w:val="nil"/>
+              <w:left w:val="nil"/>
+              <w:bottom w:val="nil"/>
+              <w:right w:val="nil"/>
+            </w:tcBorders>
+          </w:tcPr>
+          <w:p>
+            <w:pPr>
+              <w:autoSpaceDE w:val="0"/>
+              <w:autoSpaceDN w:val="0"/>
+              <w:adjustRightInd w:val="0"/>
+              <w:rPr>
+                <w:rFonts w:ascii="Segoe UI" w:eastAsiaTheme="minorHAnsi" w:hAnsi="Segoe UI" w:cs="Segoe UI"/>
+                <w:color w:val="000000"/>
+                <w:sz w:val="18"/>
+                <w:szCs w:val="18"/>
+                <w14:ligatures w14:val="standardContextual"/>
+              </w:rPr>
+            </w:pPr>
+            <w:r>
+              <w:rPr>
+                <w:rFonts w:ascii="Segoe UI" w:eastAsiaTheme="minorHAnsi" w:hAnsi="Segoe UI" w:cs="Segoe UI"/>
+                <w:color w:val="000000"/>
+                <w:sz w:val="18"/>
+                <w:szCs w:val="18"/>
+                <w14:ligatures w14:val="standardContextual"/>
+              </w:rPr>
+              <w:t>Root Mean Square Error</w:t>
+            </w:r>
+          </w:p>
+        </w:tc>
+        <w:tc>
+          <w:tcPr>
+            <w:tcW w:w="950" w:type="dxa"/>
+            <w:vMerge w:val="restart"/>
+            <w:tcBorders>
+              <w:top w:val="nil"/>
+              <w:left w:val="nil"/>
+              <w:bottom w:val="nil"/>
+              <w:right w:val="nil"/>
+            </w:tcBorders>
+          </w:tcPr>
+          <w:p>
+            <w:pPr>
+              <w:autoSpaceDE w:val="0"/>
+              <w:autoSpaceDN w:val="0"/>
+              <w:adjustRightInd w:val="0"/>
+              <w:jc w:val="right"/>
+              <w:rPr>
+                <w:rFonts w:ascii="Segoe UI" w:eastAsiaTheme="minorHAnsi" w:hAnsi="Segoe UI" w:cs="Segoe UI"/>
+                <w:color w:val="000000"/>
+                <w:sz w:val="18"/>
+                <w:szCs w:val="18"/>
+                <w14:ligatures w14:val="standardContextual"/>
+              </w:rPr>
+            </w:pPr>
+            <w:r>
+              <w:rPr>
+                <w:rFonts w:ascii="Segoe UI" w:eastAsiaTheme="minorHAnsi" w:hAnsi="Segoe UI" w:cs="Segoe UI"/>
+                <w:color w:val="000000"/>
+                <w:sz w:val="18"/>
+                <w:szCs w:val="18"/>
+                <w14:ligatures w14:val="standardContextual"/>
+              </w:rPr>
+              <w:t>537.3438</w:t>
+            </w:r>
+          </w:p>
+        </w:tc>
+      </w:tr>
+      <w:tr>
+        <w:tblPrEx>
+          <w:tblCellMar>
+            <w:top w:w="0" w:type="dxa"/>
+            <w:bottom w:w="0" w:type="dxa"/>
+          </w:tblCellMar>
+        </w:tblPrEx>
+        <w:trPr>
+          <w:trHeight w:val="239"/>
+        </w:trPr>
+        <w:tc>
+          <w:tcPr>
+            <w:tcW w:w="2405" w:type="dxa"/>
+            <w:vMerge w:val="restart"/>
+            <w:tcBorders>
+              <w:top w:val="nil"/>
+              <w:left w:val="nil"/>
+              <w:bottom w:val="nil"/>
+              <w:right w:val="nil"/>
+            </w:tcBorders>
+          </w:tcPr>
+          <w:p>
+            <w:pPr>
+              <w:autoSpaceDE w:val="0"/>
+              <w:autoSpaceDN w:val="0"/>
+              <w:adjustRightInd w:val="0"/>
+              <w:rPr>
+                <w:rFonts w:ascii="Segoe UI" w:eastAsiaTheme="minorHAnsi" w:hAnsi="Segoe UI" w:cs="Segoe UI"/>
+                <w:color w:val="000000"/>
+                <w:sz w:val="18"/>
+                <w:szCs w:val="18"/>
+                <w14:ligatures w14:val="standardContextual"/>
+              </w:rPr>
+            </w:pPr>
+            <w:r>
+              <w:rPr>
+                <w:rFonts w:ascii="Segoe UI" w:eastAsiaTheme="minorHAnsi" w:hAnsi="Segoe UI" w:cs="Segoe UI"/>
+                <w:color w:val="000000"/>
+                <w:sz w:val="18"/>
+                <w:szCs w:val="18"/>
+                <w14:ligatures w14:val="standardContextual"/>
+              </w:rPr>
+              <w:t>Mean of Response</w:t>
+            </w:r>
+          </w:p>
+        </w:tc>
+        <w:tc>
+          <w:tcPr>
+            <w:tcW w:w="950" w:type="dxa"/>
+            <w:vMerge w:val="restart"/>
+            <w:tcBorders>
+              <w:top w:val="nil"/>
+              <w:left w:val="nil"/>
+              <w:bottom w:val="nil"/>
+              <w:right w:val="nil"/>
+            </w:tcBorders>
+          </w:tcPr>
+          <w:p>
+            <w:pPr>
+              <w:autoSpaceDE w:val="0"/>
+              <w:autoSpaceDN w:val="0"/>
+              <w:adjustRightInd w:val="0"/>
+              <w:jc w:val="right"/>
+              <w:rPr>
+                <w:rFonts w:ascii="Segoe UI" w:eastAsiaTheme="minorHAnsi" w:hAnsi="Segoe UI" w:cs="Segoe UI"/>
+                <w:color w:val="000000"/>
+                <w:sz w:val="18"/>
+                <w:szCs w:val="18"/>
+                <w14:ligatures w14:val="standardContextual"/>
+              </w:rPr>
+            </w:pPr>
+            <w:r>
+              <w:rPr>
+                <w:rFonts w:ascii="Segoe UI" w:eastAsiaTheme="minorHAnsi" w:hAnsi="Segoe UI" w:cs="Segoe UI"/>
+                <w:color w:val="000000"/>
+                <w:sz w:val="18"/>
+                <w:szCs w:val="18"/>
+                <w14:ligatures w14:val="standardContextual"/>
+              </w:rPr>
+              <w:t>2215.596</w:t>
+            </w:r>
+          </w:p>
+        </w:tc>
+      </w:tr>
+      <w:tr>
+        <w:tblPrEx>
+          <w:tblCellMar>
+            <w:top w:w="0" w:type="dxa"/>
+            <w:bottom w:w="0" w:type="dxa"/>
+          </w:tblCellMar>
+        </w:tblPrEx>
+        <w:trPr>
+          <w:trHeight w:val="239"/>
+        </w:trPr>
+        <w:tc>
+          <w:tcPr>
+            <w:tcW w:w="2405" w:type="dxa"/>
+            <w:vMerge w:val="restart"/>
+            <w:tcBorders>
+              <w:top w:val="nil"/>
+              <w:left w:val="nil"/>
+              <w:bottom w:val="nil"/>
+              <w:right w:val="nil"/>
+            </w:tcBorders>
+          </w:tcPr>
+          <w:p>
+            <w:pPr>
+              <w:autoSpaceDE w:val="0"/>
+              <w:autoSpaceDN w:val="0"/>
+              <w:adjustRightInd w:val="0"/>
+              <w:rPr>
+                <w:rFonts w:ascii="Segoe UI" w:eastAsiaTheme="minorHAnsi" w:hAnsi="Segoe UI" w:cs="Segoe UI"/>
+                <w:color w:val="000000"/>
+                <w:sz w:val="18"/>
+                <w:szCs w:val="18"/>
+                <w14:ligatures w14:val="standardContextual"/>
+              </w:rPr>
+            </w:pPr>
+            <w:r>
+              <w:rPr>
+                <w:rFonts w:ascii="Segoe UI" w:eastAsiaTheme="minorHAnsi" w:hAnsi="Segoe UI" w:cs="Segoe UI"/>
+                <w:color w:val="000000"/>
+                <w:sz w:val="18"/>
+                <w:szCs w:val="18"/>
+                <w14:ligatures w14:val="standardContextual"/>
+              </w:rPr>
+              <w:t xml:space="preserve">Observations (or Sum </w:t>
+            </w:r>
+            <w:proofErr w:type="spellStart"/>
+            <w:r>
+              <w:rPr>
+                <w:rFonts w:ascii="Segoe UI" w:eastAsiaTheme="minorHAnsi" w:hAnsi="Segoe UI" w:cs="Segoe UI"/>
+                <w:color w:val="000000"/>
+                <w:sz w:val="18"/>
+                <w:szCs w:val="18"/>
+                <w14:ligatures w14:val="standardContextual"/>
+              </w:rPr>
+              <w:t>Wgts</w:t>
+            </w:r>
+            <w:proofErr w:type="spellEnd"/>
+            <w:r>
+              <w:rPr>
+                <w:rFonts w:ascii="Segoe UI" w:eastAsiaTheme="minorHAnsi" w:hAnsi="Segoe UI" w:cs="Segoe UI"/>
+                <w:color w:val="000000"/>
+                <w:sz w:val="18"/>
+                <w:szCs w:val="18"/>
+                <w14:ligatures w14:val="standardContextual"/>
+              </w:rPr>
+              <w:t>)</w:t>
+            </w:r>
+          </w:p>
+        </w:tc>
+        <w:tc>
+          <w:tcPr>
+            <w:tcW w:w="950" w:type="dxa"/>
+            <w:vMerge w:val="restart"/>
+            <w:tcBorders>
+              <w:top w:val="nil"/>
+              <w:left w:val="nil"/>
+              <w:bottom w:val="nil"/>
+              <w:right w:val="nil"/>
+            </w:tcBorders>
+          </w:tcPr>
+          <w:p>
+            <w:pPr>
+              <w:autoSpaceDE w:val="0"/>
+              <w:autoSpaceDN w:val="0"/>
+              <w:adjustRightInd w:val="0"/>
+              <w:jc w:val="right"/>
+              <w:rPr>
+                <w:rFonts w:ascii="Segoe UI" w:eastAsiaTheme="minorHAnsi" w:hAnsi="Segoe UI" w:cs="Segoe UI"/>
+                <w:color w:val="000000"/>
+                <w:sz w:val="18"/>
+                <w:szCs w:val="18"/>
+                <w14:ligatures w14:val="standardContextual"/>
+              </w:rPr>
+            </w:pPr>
+            <w:r>
+              <w:rPr>
+                <w:rFonts w:ascii="Segoe UI" w:eastAsiaTheme="minorHAnsi" w:hAnsi="Segoe UI" w:cs="Segoe UI"/>
+                <w:color w:val="000000"/>
+                <w:sz w:val="18"/>
+                <w:szCs w:val="18"/>
+                <w14:ligatures w14:val="standardContextual"/>
+              </w:rPr>
+              <w:t>161</w:t>
+            </w:r>
+          </w:p>
+        </w:tc>
+      </w:tr>
+    </w:tbl>
+    <w:p>
+      <w:pPr>
         <w:shd w:val="clear" w:color="auto" w:fill="FFFFFF"/>
         <w:rPr>
           <w:rFonts w:asciiTheme="minorHAnsi" w:hAnsiTheme="minorHAnsi"/>
@@ -5341,6 +6363,40 @@
           <w:color w:val="000000"/>
         </w:rPr>
         <w:t xml:space="preserve">  </w:t>
+      </w:r>
+    </w:p>
+    <w:p>
+      <w:pPr>
+        <w:shd w:val="clear" w:color="auto" w:fill="FFFFFF"/>
+        <w:rPr>
+          <w:rFonts w:asciiTheme="minorHAnsi" w:hAnsiTheme="minorHAnsi"/>
+          <w:color w:val="000000"/>
+        </w:rPr>
+      </w:pPr>
+    </w:p>
+    <w:p>
+      <w:pPr>
+        <w:shd w:val="clear" w:color="auto" w:fill="FFFFFF"/>
+        <w:rPr>
+          <w:rFonts w:asciiTheme="minorHAnsi" w:hAnsiTheme="minorHAnsi"/>
+          <w:color w:val="000000"/>
+        </w:rPr>
+      </w:pPr>
+    </w:p>
+    <w:p>
+      <w:pPr>
+        <w:shd w:val="clear" w:color="auto" w:fill="FFFFFF"/>
+        <w:rPr>
+          <w:rFonts w:asciiTheme="minorHAnsi" w:hAnsiTheme="minorHAnsi"/>
+          <w:color w:val="000000"/>
+        </w:rPr>
+      </w:pPr>
+      <w:r>
+        <w:rPr>
+          <w:rFonts w:asciiTheme="minorHAnsi" w:hAnsiTheme="minorHAnsi"/>
+          <w:color w:val="000000"/>
+        </w:rPr>
+        <w:t xml:space="preserve">Approximately 51.4% of the variability in cellphone price can be explained by the modeled relationship between price and thickness. </w:t>
       </w:r>
     </w:p>
     <w:sectPr>
